--- a/technical-proposal/skill/linhpham-technicalproposal/templates/proposal_template.docx
+++ b/technical-proposal/skill/linhpham-technicalproposal/templates/proposal_template.docx
@@ -2244,7 +2244,7 @@
       <w:r>
         <w:drawing>
           <wp:inline distT="0" distB="0" distL="114300" distR="114300">
-            <wp:extent cx="5943600" cy="3601720"/>
+            <wp:extent cx="5943600" cy="2564476"/>
             <wp:effectExtent l="0" t="0" r="0" b="0"/>
             <wp:docPr id="62" name="Picture 62"/>
             <wp:cNvGraphicFramePr>

--- a/technical-proposal/skill/linhpham-technicalproposal/templates/proposal_template.docx
+++ b/technical-proposal/skill/linhpham-technicalproposal/templates/proposal_template.docx
@@ -5939,6 +5939,25 @@
       </w:pPr>
       <w:r>
         <w:t xml:space="preserve">{{DELIVERY_ROADMAP}}</w:t>
+      </w:r>
+    </w:p>
+    <w:p>
+      <w:pPr>
+        <w:pStyle w:val="6"/>
+        <w:spacing w:before="160" w:after="120"/>
+      </w:pPr>
+      <w:r>
+        <w:t>Phase 2 Scope &amp; Triggers</w:t>
+      </w:r>
+    </w:p>
+    <w:p>
+      <w:pPr>
+        <w:spacing w:before="120" w:after="160" w:line="312" w:lineRule="auto"/>
+        <w:ind w:firstLine="0"/>
+        <w:jc w:val="both"/>
+      </w:pPr>
+      <w:r>
+        <w:t>{{PHASE_TWO_SCOPE}}</w:t>
       </w:r>
     </w:p>
     <w:p>
